--- a/_internal/plantilla_fija.docx
+++ b/_internal/plantilla_fija.docx
@@ -14,7 +14,7 @@
       </w:pPr>
     </w:p>
     <w:sectPr>
-      <w:pgSz w:w="4536" w:h="3402"/>
+      <w:pgSz w:w="3402" w:h="1701"/>
       <w:pgMar w:top="284" w:right="244" w:bottom="244" w:left="238" w:header="709" w:footer="709" w:gutter="0"/>
       <w:cols w:space="708"/>
       <w:docGrid w:linePitch="360"/>

--- a/_internal/plantilla_fija.docx
+++ b/_internal/plantilla_fija.docx
@@ -14,7 +14,7 @@
       </w:pPr>
     </w:p>
     <w:sectPr>
-      <w:pgSz w:w="4536" w:h="3402"/>
+      <w:pgSz w:w="5670" w:h="2835"/>
       <w:pgMar w:top="284" w:right="244" w:bottom="244" w:left="238" w:header="709" w:footer="709" w:gutter="0"/>
       <w:cols w:space="708"/>
       <w:docGrid w:linePitch="360"/>

--- a/_internal/plantilla_fija.docx
+++ b/_internal/plantilla_fija.docx
@@ -14,7 +14,7 @@
       </w:pPr>
     </w:p>
     <w:sectPr>
-      <w:pgSz w:w="5670" w:h="2835"/>
+      <w:pgSz w:w="4536" w:h="3402"/>
       <w:pgMar w:top="284" w:right="244" w:bottom="244" w:left="238" w:header="709" w:footer="709" w:gutter="0"/>
       <w:cols w:space="708"/>
       <w:docGrid w:linePitch="360"/>
